--- a/docx4j-samples-docx4j/Docx4j_GettingStarted.docx
+++ b/docx4j-samples-docx4j/Docx4j_GettingStarted.docx
@@ -40306,20 +40306,20 @@
     </w:p>
     <w:p>
       <w:r>
-        <w:t xml:space="preserve">On a Windows computer, font names for installed fonts are mapped 1:1 to the corresponding physical fonts via the IdentityPlusMapper. </w:t>
-      </w:r>
-    </w:p>
-    <w:p>
-      <w:pPr>
-        <w:rPr>
-          <w:rFonts w:ascii="Consolas" w:hAnsi="Consolas" w:cs="Consolas"/>
-          <w:color w:val="000000"/>
-          <w:sz w:val="16"/>
-          <w:szCs w:val="16"/>
-        </w:rPr>
-      </w:pPr>
-      <w:r>
-        <w:t xml:space="preserve">On a Linux computer, common Microsoft fonts are typically not available. </w:t>
+        <w:t xml:space="preserve">Use IdentityPlusMapper, which the package creates for you when you set none: it maps an installed font by its name, uses a font the document embeds, and for a font the machine lacks takes the metrically compatible substitute (appendix 2), the document's own altName, or a face of the same class.  It is the mapper to use on every platform: measured on three real-document corpora in six font environments, it is ahead of BestMatchingMapper, an older panose-based mapper kept for compatibility, in every one of them, Linux without Microsoft's fonts included. </w:t>
+      </w:r>
+    </w:p>
+    <w:p>
+      <w:pPr>
+        <w:rPr>
+          <w:rFonts w:ascii="Consolas" w:hAnsi="Consolas" w:cs="Consolas"/>
+          <w:color w:val="000000"/>
+          <w:sz w:val="16"/>
+          <w:szCs w:val="16"/>
+        </w:rPr>
+      </w:pPr>
+      <w:r>
+        <w:t xml:space="preserve">On a Linux computer, common Microsoft fonts are typically not available; the substitutes docx4j ships stand in for them. </w:t>
       </w:r>
       <w:r>
         <w:t xml:space="preserve">  See appendix 2 for background and solutions.</w:t>
